--- a/app/data/forms/travel_form.docx
+++ b/app/data/forms/travel_form.docx
@@ -394,9 +394,6 @@
           <w:noProof/>
           <w:lang w:eastAsia="en-US"/>
         </w:rPr>
-        <w:pict>
-          <v:oval id="_x0000_s1054" style="position:absolute;margin-left:198.65pt;margin-top:25.4pt;width:11.85pt;height:11.85pt;z-index:251657216" filled="f"/>
-        </w:pict>
       </w:r>
       <w:r>
         <w:rPr>
@@ -479,91 +476,78 @@
           <w:rFonts w:ascii="TH SarabunPSK" w:hAnsi="TH SarabunPSK" w:cs="TH SarabunPSK"/>
           <w:cs/>
         </w:rPr>
-        <w:t xml:space="preserve">เพื่อ </w:t>
-      </w:r>
-      <w:r>
-        <w:rPr>
-          <w:rFonts w:ascii="TH SarabunPSK" w:hAnsi="TH SarabunPSK" w:cs="TH SarabunPSK"/>
-        </w:rPr>
-        <w:t xml:space="preserve"> </w:t>
-      </w:r>
-      <w:r>
-        <w:rPr>
-          <w:rFonts w:ascii="TH SarabunPSK" w:hAnsi="TH SarabunPSK" w:cs="TH SarabunPSK"/>
-        </w:rPr>
-        <w:sym w:font="Wingdings" w:char="F0A1"/>
-      </w:r>
-      <w:r>
-        <w:rPr>
-          <w:rFonts w:ascii="TH SarabunPSK" w:hAnsi="TH SarabunPSK" w:cs="TH SarabunPSK"/>
-        </w:rPr>
-        <w:t xml:space="preserve">  </w:t>
-      </w:r>
-      <w:r>
-        <w:rPr>
-          <w:rFonts w:ascii="TH SarabunPSK" w:hAnsi="TH SarabunPSK" w:cs="TH SarabunPSK"/>
-          <w:cs/>
-        </w:rPr>
-        <w:t xml:space="preserve">เข้าประชุม  </w:t>
-      </w:r>
-      <w:r>
-        <w:rPr>
-          <w:rFonts w:ascii="TH SarabunPSK" w:hAnsi="TH SarabunPSK" w:cs="TH SarabunPSK"/>
-        </w:rPr>
-        <w:sym w:font="Wingdings" w:char="F0A1"/>
-      </w:r>
-      <w:r>
-        <w:rPr>
-          <w:rFonts w:ascii="TH SarabunPSK" w:hAnsi="TH SarabunPSK" w:cs="TH SarabunPSK"/>
-        </w:rPr>
-        <w:t xml:space="preserve"> </w:t>
-      </w:r>
-      <w:r>
-        <w:rPr>
-          <w:rFonts w:ascii="TH SarabunPSK" w:hAnsi="TH SarabunPSK" w:cs="TH SarabunPSK"/>
-          <w:cs/>
-        </w:rPr>
-        <w:t xml:space="preserve">อบรม  </w:t>
-      </w:r>
-      <w:r>
-        <w:rPr>
-          <w:rFonts w:ascii="TH SarabunPSK" w:hAnsi="TH SarabunPSK" w:cs="TH SarabunPSK"/>
-        </w:rPr>
-        <w:sym w:font="Wingdings 2" w:char="F050"/>
-      </w:r>
-      <w:r>
-        <w:rPr>
-          <w:rFonts w:ascii="TH SarabunPSK" w:hAnsi="TH SarabunPSK" w:cs="TH SarabunPSK"/>
-          <w:cs/>
-        </w:rPr>
-        <w:t xml:space="preserve"> สัมมนา  </w:t>
-      </w:r>
-      <w:r>
-        <w:rPr>
-          <w:rFonts w:ascii="TH SarabunPSK" w:hAnsi="TH SarabunPSK" w:cs="TH SarabunPSK"/>
-        </w:rPr>
-        <w:t xml:space="preserve">     </w:t>
-      </w:r>
-      <w:r>
-        <w:rPr>
-          <w:rFonts w:ascii="TH SarabunPSK" w:hAnsi="TH SarabunPSK" w:cs="TH SarabunPSK"/>
-          <w:cs/>
-        </w:rPr>
-        <w:t>อื่น ๆ</w:t>
-      </w:r>
-      <w:r>
-        <w:rPr>
-          <w:rFonts w:ascii="TH SarabunPSK" w:hAnsi="TH SarabunPSK" w:cs="TH SarabunPSK" w:hint="cs"/>
-          <w:cs/>
-        </w:rPr>
-        <w:t xml:space="preserve"> </w:t>
-      </w:r>
-      <w:r>
-        <w:rPr>
-          <w:rFonts w:ascii="TH SarabunPSK" w:hAnsi="TH SarabunPSK" w:cs="TH SarabunPSK" w:hint="cs"/>
-          <w:cs/>
-        </w:rPr>
-        <w:t xml:space="preserve">(ระบุ) </w:t>
+        <w:t>เพื่อ  ☐ เข้าประชุม   ☐ อบรม   ☐ สัมมนา   ☐ อื่น ๆ (ระบุ) ....................</w:t>
+      </w:r>
+      <w:r>
+        <w:rPr>
+          <w:rFonts w:ascii="TH SarabunPSK" w:hAnsi="TH SarabunPSK" w:cs="TH SarabunPSK"/>
+        </w:rPr>
+      </w:r>
+      <w:r>
+        <w:rPr>
+          <w:rFonts w:ascii="TH SarabunPSK" w:hAnsi="TH SarabunPSK" w:cs="TH SarabunPSK"/>
+        </w:rPr>
+      </w:r>
+      <w:r>
+        <w:rPr>
+          <w:rFonts w:ascii="TH SarabunPSK" w:hAnsi="TH SarabunPSK" w:cs="TH SarabunPSK"/>
+        </w:rPr>
+      </w:r>
+      <w:r>
+        <w:rPr>
+          <w:rFonts w:ascii="TH SarabunPSK" w:hAnsi="TH SarabunPSK" w:cs="TH SarabunPSK"/>
+          <w:cs/>
+        </w:rPr>
+      </w:r>
+      <w:r>
+        <w:rPr>
+          <w:rFonts w:ascii="TH SarabunPSK" w:hAnsi="TH SarabunPSK" w:cs="TH SarabunPSK"/>
+        </w:rPr>
+      </w:r>
+      <w:r>
+        <w:rPr>
+          <w:rFonts w:ascii="TH SarabunPSK" w:hAnsi="TH SarabunPSK" w:cs="TH SarabunPSK"/>
+        </w:rPr>
+      </w:r>
+      <w:r>
+        <w:rPr>
+          <w:rFonts w:ascii="TH SarabunPSK" w:hAnsi="TH SarabunPSK" w:cs="TH SarabunPSK"/>
+          <w:cs/>
+        </w:rPr>
+      </w:r>
+      <w:r>
+        <w:rPr>
+          <w:rFonts w:ascii="TH SarabunPSK" w:hAnsi="TH SarabunPSK" w:cs="TH SarabunPSK"/>
+        </w:rPr>
+      </w:r>
+      <w:r>
+        <w:rPr>
+          <w:rFonts w:ascii="TH SarabunPSK" w:hAnsi="TH SarabunPSK" w:cs="TH SarabunPSK"/>
+          <w:cs/>
+        </w:rPr>
+      </w:r>
+      <w:r>
+        <w:rPr>
+          <w:rFonts w:ascii="TH SarabunPSK" w:hAnsi="TH SarabunPSK" w:cs="TH SarabunPSK"/>
+        </w:rPr>
+      </w:r>
+      <w:r>
+        <w:rPr>
+          <w:rFonts w:ascii="TH SarabunPSK" w:hAnsi="TH SarabunPSK" w:cs="TH SarabunPSK"/>
+          <w:cs/>
+        </w:rPr>
+      </w:r>
+      <w:r>
+        <w:rPr>
+          <w:rFonts w:ascii="TH SarabunPSK" w:hAnsi="TH SarabunPSK" w:cs="TH SarabunPSK" w:hint="cs"/>
+          <w:cs/>
+        </w:rPr>
+      </w:r>
+      <w:r>
+        <w:rPr>
+          <w:rFonts w:ascii="TH SarabunPSK" w:hAnsi="TH SarabunPSK" w:cs="TH SarabunPSK" w:hint="cs"/>
+          <w:cs/>
+        </w:rPr>
       </w:r>
       <w:r>
         <w:rPr>
@@ -571,7 +555,6 @@
           <w:u w:val="dotted"/>
           <w:cs/>
         </w:rPr>
-        <w:t>............</w:t>
       </w:r>
       <w:r>
         <w:rPr>
@@ -580,7 +563,6 @@
           <w:u w:val="dotted"/>
           <w:cs/>
         </w:rPr>
-        <w:t xml:space="preserve">.     </w:t>
       </w:r>
     </w:p>
     <w:p>
@@ -1870,249 +1852,6 @@
           <w:cs/>
         </w:rPr>
         <w:t>หินลาด</w:t>
-      </w:r>
-    </w:p>
-    <w:p>
-      <w:pPr>
-        <w:ind w:left="1440" w:firstLine="720"/>
-        <w:rPr>
-          <w:rFonts w:ascii="TH SarabunPSK" w:hAnsi="TH SarabunPSK" w:cs="TH SarabunPSK"/>
-        </w:rPr>
-      </w:pPr>
-    </w:p>
-    <w:p>
-      <w:pPr>
-        <w:rPr>
-          <w:rFonts w:ascii="TH SarabunPSK" w:hAnsi="TH SarabunPSK" w:cs="TH SarabunPSK"/>
-        </w:rPr>
-      </w:pPr>
-      <w:r>
-        <w:rPr>
-          <w:rFonts w:ascii="TH SarabunPSK" w:hAnsi="TH SarabunPSK" w:cs="TH SarabunPSK"/>
-          <w:cs/>
-        </w:rPr>
-        <w:br w:type="page"/>
-      </w:r>
-      <w:r>
-        <w:rPr>
-          <w:noProof/>
-        </w:rPr>
-        <w:lastRenderedPageBreak/>
-        <w:pict>
-          <v:shape id="_x0000_s1055" type="#_x0000_t75" style="position:absolute;margin-left:-32.15pt;margin-top:56.15pt;width:249.75pt;height:499.5pt;z-index:251658240" stroked="t">
-            <v:imagedata r:id="rId6" o:title="1f51bdf6-9667-483b-ac7e-1e8aefc094d2"/>
-          </v:shape>
-        </w:pict>
-      </w:r>
-      <w:r>
-        <w:rPr>
-          <w:noProof/>
-        </w:rPr>
-        <w:pict>
-          <v:shape id="_x0000_s1057" type="#_x0000_t75" style="position:absolute;margin-left:249.1pt;margin-top:56.15pt;width:253.25pt;height:499.5pt;z-index:251659264" stroked="t">
-            <v:imagedata r:id="rId7" o:title="d87b4e78-d189-49c2-a2b2-6ba022898b8b"/>
-          </v:shape>
-        </w:pict>
-      </w:r>
-    </w:p>
-    <w:p>
-      <w:pPr>
-        <w:rPr>
-          <w:rFonts w:ascii="TH SarabunPSK" w:hAnsi="TH SarabunPSK" w:cs="TH SarabunPSK"/>
-        </w:rPr>
-      </w:pPr>
-    </w:p>
-    <w:p>
-      <w:pPr>
-        <w:rPr>
-          <w:rFonts w:ascii="TH SarabunPSK" w:hAnsi="TH SarabunPSK" w:cs="TH SarabunPSK"/>
-        </w:rPr>
-      </w:pPr>
-    </w:p>
-    <w:p>
-      <w:pPr>
-        <w:rPr>
-          <w:rFonts w:ascii="TH SarabunPSK" w:hAnsi="TH SarabunPSK" w:cs="TH SarabunPSK"/>
-        </w:rPr>
-      </w:pPr>
-    </w:p>
-    <w:p>
-      <w:pPr>
-        <w:rPr>
-          <w:rFonts w:ascii="TH SarabunPSK" w:hAnsi="TH SarabunPSK" w:cs="TH SarabunPSK"/>
-        </w:rPr>
-      </w:pPr>
-    </w:p>
-    <w:p>
-      <w:pPr>
-        <w:rPr>
-          <w:rFonts w:ascii="TH SarabunPSK" w:hAnsi="TH SarabunPSK" w:cs="TH SarabunPSK"/>
-        </w:rPr>
-      </w:pPr>
-    </w:p>
-    <w:p>
-      <w:pPr>
-        <w:rPr>
-          <w:rFonts w:ascii="TH SarabunPSK" w:hAnsi="TH SarabunPSK" w:cs="TH SarabunPSK"/>
-        </w:rPr>
-      </w:pPr>
-    </w:p>
-    <w:p>
-      <w:pPr>
-        <w:rPr>
-          <w:rFonts w:ascii="TH SarabunPSK" w:hAnsi="TH SarabunPSK" w:cs="TH SarabunPSK"/>
-        </w:rPr>
-      </w:pPr>
-    </w:p>
-    <w:p>
-      <w:pPr>
-        <w:rPr>
-          <w:rFonts w:ascii="TH SarabunPSK" w:hAnsi="TH SarabunPSK" w:cs="TH SarabunPSK"/>
-        </w:rPr>
-      </w:pPr>
-    </w:p>
-    <w:p>
-      <w:pPr>
-        <w:rPr>
-          <w:rFonts w:ascii="TH SarabunPSK" w:hAnsi="TH SarabunPSK" w:cs="TH SarabunPSK"/>
-        </w:rPr>
-      </w:pPr>
-    </w:p>
-    <w:p>
-      <w:pPr>
-        <w:rPr>
-          <w:rFonts w:ascii="TH SarabunPSK" w:hAnsi="TH SarabunPSK" w:cs="TH SarabunPSK"/>
-        </w:rPr>
-      </w:pPr>
-    </w:p>
-    <w:p>
-      <w:pPr>
-        <w:rPr>
-          <w:rFonts w:ascii="TH SarabunPSK" w:hAnsi="TH SarabunPSK" w:cs="TH SarabunPSK"/>
-        </w:rPr>
-      </w:pPr>
-    </w:p>
-    <w:p>
-      <w:pPr>
-        <w:rPr>
-          <w:rFonts w:ascii="TH SarabunPSK" w:hAnsi="TH SarabunPSK" w:cs="TH SarabunPSK"/>
-        </w:rPr>
-      </w:pPr>
-    </w:p>
-    <w:p>
-      <w:pPr>
-        <w:rPr>
-          <w:rFonts w:ascii="TH SarabunPSK" w:hAnsi="TH SarabunPSK" w:cs="TH SarabunPSK"/>
-        </w:rPr>
-      </w:pPr>
-    </w:p>
-    <w:p>
-      <w:pPr>
-        <w:rPr>
-          <w:rFonts w:ascii="TH SarabunPSK" w:hAnsi="TH SarabunPSK" w:cs="TH SarabunPSK"/>
-        </w:rPr>
-      </w:pPr>
-    </w:p>
-    <w:p>
-      <w:pPr>
-        <w:rPr>
-          <w:rFonts w:ascii="TH SarabunPSK" w:hAnsi="TH SarabunPSK" w:cs="TH SarabunPSK"/>
-        </w:rPr>
-      </w:pPr>
-    </w:p>
-    <w:p>
-      <w:pPr>
-        <w:rPr>
-          <w:rFonts w:ascii="TH SarabunPSK" w:hAnsi="TH SarabunPSK" w:cs="TH SarabunPSK"/>
-        </w:rPr>
-      </w:pPr>
-    </w:p>
-    <w:p>
-      <w:pPr>
-        <w:rPr>
-          <w:rFonts w:ascii="TH SarabunPSK" w:hAnsi="TH SarabunPSK" w:cs="TH SarabunPSK"/>
-        </w:rPr>
-      </w:pPr>
-    </w:p>
-    <w:p>
-      <w:pPr>
-        <w:rPr>
-          <w:rFonts w:ascii="TH SarabunPSK" w:hAnsi="TH SarabunPSK" w:cs="TH SarabunPSK"/>
-        </w:rPr>
-      </w:pPr>
-    </w:p>
-    <w:p>
-      <w:pPr>
-        <w:rPr>
-          <w:rFonts w:ascii="TH SarabunPSK" w:hAnsi="TH SarabunPSK" w:cs="TH SarabunPSK"/>
-        </w:rPr>
-      </w:pPr>
-    </w:p>
-    <w:p>
-      <w:pPr>
-        <w:rPr>
-          <w:rFonts w:ascii="TH SarabunPSK" w:hAnsi="TH SarabunPSK" w:cs="TH SarabunPSK"/>
-        </w:rPr>
-      </w:pPr>
-    </w:p>
-    <w:p>
-      <w:pPr>
-        <w:rPr>
-          <w:rFonts w:ascii="TH SarabunPSK" w:hAnsi="TH SarabunPSK" w:cs="TH SarabunPSK"/>
-        </w:rPr>
-      </w:pPr>
-    </w:p>
-    <w:p>
-      <w:pPr>
-        <w:rPr>
-          <w:rFonts w:ascii="TH SarabunPSK" w:hAnsi="TH SarabunPSK" w:cs="TH SarabunPSK"/>
-        </w:rPr>
-      </w:pPr>
-    </w:p>
-    <w:p>
-      <w:pPr>
-        <w:rPr>
-          <w:rFonts w:ascii="TH SarabunPSK" w:hAnsi="TH SarabunPSK" w:cs="TH SarabunPSK"/>
-        </w:rPr>
-      </w:pPr>
-    </w:p>
-    <w:p>
-      <w:pPr>
-        <w:rPr>
-          <w:rFonts w:ascii="TH SarabunPSK" w:hAnsi="TH SarabunPSK" w:cs="TH SarabunPSK"/>
-        </w:rPr>
-      </w:pPr>
-    </w:p>
-    <w:p>
-      <w:pPr>
-        <w:rPr>
-          <w:rFonts w:ascii="TH SarabunPSK" w:hAnsi="TH SarabunPSK" w:cs="TH SarabunPSK"/>
-        </w:rPr>
-      </w:pPr>
-    </w:p>
-    <w:p>
-      <w:pPr>
-        <w:rPr>
-          <w:rFonts w:ascii="TH SarabunPSK" w:hAnsi="TH SarabunPSK" w:cs="TH SarabunPSK"/>
-        </w:rPr>
-      </w:pPr>
-    </w:p>
-    <w:p>
-      <w:pPr>
-        <w:tabs>
-          <w:tab w:val="left" w:pos="4280"/>
-        </w:tabs>
-        <w:jc w:val="center"/>
-        <w:rPr>
-          <w:rFonts w:ascii="TH SarabunPSK" w:hAnsi="TH SarabunPSK" w:cs="TH SarabunPSK" w:hint="cs"/>
-        </w:rPr>
-      </w:pPr>
-      <w:r>
-        <w:rPr>
-          <w:rFonts w:ascii="TH SarabunPSK" w:hAnsi="TH SarabunPSK" w:cs="TH SarabunPSK" w:hint="cs"/>
-          <w:cs/>
-        </w:rPr>
-        <w:t>หลักฐานการจ่ายเงินค่าเดินทางโดยรถโดยสาร</w:t>
       </w:r>
     </w:p>
     <w:sectPr>
